--- a/job-search/Matthew-Weinhoffer_Cover-Letter_2026_MASTER.docx
+++ b/job-search/Matthew-Weinhoffer_Cover-Letter_2026_MASTER.docx
@@ -1774,7 +1774,7 @@
             </w14:solidFill>
           </w14:textFill>
         </w:rPr>
-        <w:t xml:space="preserve">a company of 300,000 people, and </w:t>
+        <w:t xml:space="preserve">a company of 30,000 people, and </w:t>
       </w:r>
       <w:r>
         <w:rPr>
